--- a/file/答辩材料/10组分组与团队建设.docx
+++ b/file/答辩材料/10组分组与团队建设.docx
@@ -484,20 +484,60 @@
           <w:sz w:val="24"/>
         </w:rPr>
       </w:pPr>
-      <w:r>
-        <w:rPr>
-          <w:sz w:val="24"/>
-        </w:rPr>
-        <w:t>https://d94qto1k.html2.link/</w:t>
+      <w:hyperlink r:id="rId8" w:history="1">
+        <w:r>
+          <w:rPr>
+            <w:rStyle w:val="a7"/>
+            <w:sz w:val="24"/>
+          </w:rPr>
+          <w:t>https://d94qto1k.html2.link/</w:t>
+        </w:r>
+      </w:hyperlink>
+    </w:p>
+    <w:p>
+      <w:pPr>
+        <w:ind w:firstLine="420"/>
+        <w:rPr>
+          <w:sz w:val="24"/>
+        </w:rPr>
+      </w:pPr>
+      <w:r>
+        <w:rPr>
+          <w:rFonts w:hint="eastAsia"/>
+          <w:sz w:val="24"/>
+        </w:rPr>
+        <w:t>github</w:t>
+      </w:r>
+      <w:r>
+        <w:rPr>
+          <w:rFonts w:hint="eastAsia"/>
+          <w:sz w:val="24"/>
+        </w:rPr>
+        <w:t>地址</w:t>
+      </w:r>
+    </w:p>
+    <w:p>
+      <w:pPr>
+        <w:ind w:firstLine="420"/>
+        <w:rPr>
+          <w:rFonts w:hint="eastAsia"/>
+          <w:sz w:val="24"/>
+        </w:rPr>
+      </w:pPr>
+      <w:r>
+        <w:rPr>
+          <w:sz w:val="24"/>
+        </w:rPr>
+        <w:t>https://github.com/moli-core/WuXianChuanGanQi.git</w:t>
       </w:r>
     </w:p>
     <w:sectPr>
-      <w:headerReference w:type="even" r:id="rId8"/>
-      <w:headerReference w:type="default" r:id="rId9"/>
-      <w:footerReference w:type="even" r:id="rId10"/>
-      <w:footerReference w:type="default" r:id="rId11"/>
-      <w:headerReference w:type="first" r:id="rId12"/>
-      <w:footerReference w:type="first" r:id="rId13"/>
+      <w:headerReference w:type="even" r:id="rId9"/>
+      <w:headerReference w:type="default" r:id="rId10"/>
+      <w:footerReference w:type="even" r:id="rId11"/>
+      <w:footerReference w:type="default" r:id="rId12"/>
+      <w:headerReference w:type="first" r:id="rId13"/>
+      <w:footerReference w:type="first" r:id="rId14"/>
       <w:pgSz w:w="11906" w:h="16838"/>
       <w:pgMar w:top="1440" w:right="1080" w:bottom="1440" w:left="1080" w:header="851" w:footer="992" w:gutter="0"/>
       <w:cols w:space="425"/>
@@ -1057,6 +1097,27 @@
       <w:szCs w:val="18"/>
     </w:rPr>
   </w:style>
+  <w:style w:type="character" w:styleId="a7">
+    <w:name w:val="Hyperlink"/>
+    <w:basedOn w:val="a0"/>
+    <w:rsid w:val="00B338CB"/>
+    <w:rPr>
+      <w:color w:val="0026E5" w:themeColor="hyperlink"/>
+      <w:u w:val="single"/>
+    </w:rPr>
+  </w:style>
+  <w:style w:type="character" w:styleId="a8">
+    <w:name w:val="Unresolved Mention"/>
+    <w:basedOn w:val="a0"/>
+    <w:uiPriority w:val="99"/>
+    <w:semiHidden/>
+    <w:unhideWhenUsed/>
+    <w:rsid w:val="00B338CB"/>
+    <w:rPr>
+      <w:color w:val="605E5C"/>
+      <w:shd w:val="clear" w:color="auto" w:fill="E1DFDD"/>
+    </w:rPr>
+  </w:style>
 </w:styles>
 </file>
 

--- a/file/答辩材料/10组分组与团队建设.docx
+++ b/file/答辩材料/10组分组与团队建设.docx
@@ -520,24 +520,124 @@
       <w:pPr>
         <w:ind w:firstLine="420"/>
         <w:rPr>
-          <w:rFonts w:hint="eastAsia"/>
-          <w:sz w:val="24"/>
-        </w:rPr>
-      </w:pPr>
-      <w:r>
-        <w:rPr>
-          <w:sz w:val="24"/>
-        </w:rPr>
-        <w:t>https://github.com/moli-core/WuXianChuanGanQi.git</w:t>
+          <w:sz w:val="24"/>
+        </w:rPr>
+      </w:pPr>
+      <w:hyperlink r:id="rId9" w:history="1">
+        <w:r>
+          <w:rPr>
+            <w:rStyle w:val="a7"/>
+            <w:sz w:val="24"/>
+          </w:rPr>
+          <w:t>https://github.com/moli-core/WuXianChuanGanQi.git</w:t>
+        </w:r>
+      </w:hyperlink>
+    </w:p>
+    <w:p>
+      <w:pPr>
+        <w:ind w:firstLine="420"/>
+        <w:rPr>
+          <w:sz w:val="24"/>
+        </w:rPr>
+      </w:pPr>
+    </w:p>
+    <w:p>
+      <w:pPr>
+        <w:ind w:firstLine="420"/>
+        <w:rPr>
+          <w:rFonts w:hint="eastAsia"/>
+          <w:sz w:val="24"/>
+        </w:rPr>
+      </w:pPr>
+      <w:r>
+        <w:rPr>
+          <w:noProof/>
+        </w:rPr>
+        <w:drawing>
+          <wp:inline distT="0" distB="0" distL="0" distR="0" wp14:anchorId="2A195B77" wp14:editId="54224B81">
+            <wp:extent cx="6188710" cy="2995295"/>
+            <wp:effectExtent l="0" t="0" r="2540" b="0"/>
+            <wp:docPr id="310930371" name="图片 1"/>
+            <wp:cNvGraphicFramePr>
+              <a:graphicFrameLocks xmlns:a="http://schemas.openxmlformats.org/drawingml/2006/main" noChangeAspect="1"/>
+            </wp:cNvGraphicFramePr>
+            <a:graphic xmlns:a="http://schemas.openxmlformats.org/drawingml/2006/main">
+              <a:graphicData uri="http://schemas.openxmlformats.org/drawingml/2006/picture">
+                <pic:pic xmlns:pic="http://schemas.openxmlformats.org/drawingml/2006/picture">
+                  <pic:nvPicPr>
+                    <pic:cNvPr id="310930371" name=""/>
+                    <pic:cNvPicPr/>
+                  </pic:nvPicPr>
+                  <pic:blipFill>
+                    <a:blip r:embed="rId10"/>
+                    <a:stretch>
+                      <a:fillRect/>
+                    </a:stretch>
+                  </pic:blipFill>
+                  <pic:spPr>
+                    <a:xfrm>
+                      <a:off x="0" y="0"/>
+                      <a:ext cx="6188710" cy="2995295"/>
+                    </a:xfrm>
+                    <a:prstGeom prst="rect">
+                      <a:avLst/>
+                    </a:prstGeom>
+                  </pic:spPr>
+                </pic:pic>
+              </a:graphicData>
+            </a:graphic>
+          </wp:inline>
+        </w:drawing>
+      </w:r>
+      <w:r>
+        <w:rPr>
+          <w:noProof/>
+        </w:rPr>
+        <w:lastRenderedPageBreak/>
+        <w:drawing>
+          <wp:inline distT="0" distB="0" distL="0" distR="0" wp14:anchorId="5281A8E9" wp14:editId="139828B8">
+            <wp:extent cx="6188710" cy="2301875"/>
+            <wp:effectExtent l="0" t="0" r="2540" b="3175"/>
+            <wp:docPr id="1325363207" name="图片 1"/>
+            <wp:cNvGraphicFramePr>
+              <a:graphicFrameLocks xmlns:a="http://schemas.openxmlformats.org/drawingml/2006/main" noChangeAspect="1"/>
+            </wp:cNvGraphicFramePr>
+            <a:graphic xmlns:a="http://schemas.openxmlformats.org/drawingml/2006/main">
+              <a:graphicData uri="http://schemas.openxmlformats.org/drawingml/2006/picture">
+                <pic:pic xmlns:pic="http://schemas.openxmlformats.org/drawingml/2006/picture">
+                  <pic:nvPicPr>
+                    <pic:cNvPr id="1325363207" name=""/>
+                    <pic:cNvPicPr/>
+                  </pic:nvPicPr>
+                  <pic:blipFill>
+                    <a:blip r:embed="rId11"/>
+                    <a:stretch>
+                      <a:fillRect/>
+                    </a:stretch>
+                  </pic:blipFill>
+                  <pic:spPr>
+                    <a:xfrm>
+                      <a:off x="0" y="0"/>
+                      <a:ext cx="6188710" cy="2301875"/>
+                    </a:xfrm>
+                    <a:prstGeom prst="rect">
+                      <a:avLst/>
+                    </a:prstGeom>
+                  </pic:spPr>
+                </pic:pic>
+              </a:graphicData>
+            </a:graphic>
+          </wp:inline>
+        </w:drawing>
       </w:r>
     </w:p>
     <w:sectPr>
-      <w:headerReference w:type="even" r:id="rId9"/>
-      <w:headerReference w:type="default" r:id="rId10"/>
-      <w:footerReference w:type="even" r:id="rId11"/>
-      <w:footerReference w:type="default" r:id="rId12"/>
-      <w:headerReference w:type="first" r:id="rId13"/>
-      <w:footerReference w:type="first" r:id="rId14"/>
+      <w:headerReference w:type="even" r:id="rId12"/>
+      <w:headerReference w:type="default" r:id="rId13"/>
+      <w:footerReference w:type="even" r:id="rId14"/>
+      <w:footerReference w:type="default" r:id="rId15"/>
+      <w:headerReference w:type="first" r:id="rId16"/>
+      <w:footerReference w:type="first" r:id="rId17"/>
       <w:pgSz w:w="11906" w:h="16838"/>
       <w:pgMar w:top="1440" w:right="1080" w:bottom="1440" w:left="1080" w:header="851" w:footer="992" w:gutter="0"/>
       <w:cols w:space="425"/>
